--- a/modelo_contrato.docx
+++ b/modelo_contrato.docx
@@ -399,6 +399,7 @@
         </w:rPr>
         <w:t xml:space="preserve"> </w:t>
       </w:r>
+      <w:proofErr w:type="spellStart"/>
       <w:r>
         <w:rPr>
           <w:spacing w:val="-2"/>
@@ -407,6 +408,7 @@
         </w:rPr>
         <w:t>Biocontaminados</w:t>
       </w:r>
+      <w:proofErr w:type="spellEnd"/>
       <w:r>
         <w:rPr>
           <w:sz w:val="15"/>
@@ -1145,18 +1147,19 @@
           <w:b/>
           <w:w w:val="95"/>
           <w:sz w:val="15"/>
-        </w:rPr>
-        <w:t>Centro</w:t>
-      </w:r>
-      <w:r>
-        <w:rPr>
-          <w:rFonts w:ascii="Arial" w:hAnsi="Arial"/>
-          <w:b/>
-          <w:spacing w:val="-9"/>
+          <w:lang w:val="es-PE"/>
+        </w:rPr>
+        <w:t>&lt;&lt;</w:t>
+      </w:r>
+      <w:r>
+        <w:rPr>
+          <w:rFonts w:ascii="Arial" w:hAnsi="Arial"/>
+          <w:b/>
           <w:w w:val="95"/>
           <w:sz w:val="15"/>
-        </w:rPr>
-        <w:t xml:space="preserve"> </w:t>
+          <w:lang w:val="es-PE"/>
+        </w:rPr>
+        <w:t>RAZON SOCIAL&gt;&gt;</w:t>
       </w:r>
       <w:r>
         <w:rPr>
@@ -1165,17 +1168,14 @@
           <w:w w:val="95"/>
           <w:sz w:val="15"/>
         </w:rPr>
-        <w:t>de</w:t>
-      </w:r>
-      <w:r>
-        <w:rPr>
-          <w:rFonts w:ascii="Arial" w:hAnsi="Arial"/>
-          <w:b/>
-          <w:spacing w:val="-8"/>
+        <w:t xml:space="preserve"> </w:t>
+      </w:r>
+      <w:r>
+        <w:rPr>
           <w:w w:val="95"/>
           <w:sz w:val="15"/>
         </w:rPr>
-        <w:t xml:space="preserve"> </w:t>
+        <w:t xml:space="preserve">con </w:t>
       </w:r>
       <w:r>
         <w:rPr>
@@ -1184,15 +1184,7 @@
           <w:w w:val="95"/>
           <w:sz w:val="15"/>
         </w:rPr>
-        <w:t>Diagnostico</w:t>
-      </w:r>
-      <w:r>
-        <w:rPr>
-          <w:rFonts w:ascii="Arial" w:hAnsi="Arial"/>
-          <w:b/>
-          <w:sz w:val="15"/>
-        </w:rPr>
-        <w:t xml:space="preserve"> </w:t>
+        <w:t xml:space="preserve">RUC N.º </w:t>
       </w:r>
       <w:r>
         <w:rPr>
@@ -1201,56 +1193,41 @@
           <w:w w:val="95"/>
           <w:sz w:val="15"/>
         </w:rPr>
-        <w:t xml:space="preserve">Bioquim Laboratorio SCRL </w:t>
-      </w:r>
-      <w:r>
-        <w:rPr>
+        <w:t>&lt;&lt;RUC&gt;&gt;</w:t>
+      </w:r>
+      <w:r>
+        <w:rPr>
+          <w:rFonts w:ascii="Arial" w:hAnsi="Arial"/>
+          <w:b/>
           <w:w w:val="95"/>
           <w:sz w:val="15"/>
         </w:rPr>
-        <w:t xml:space="preserve">con </w:t>
-      </w:r>
-      <w:r>
-        <w:rPr>
-          <w:rFonts w:ascii="Arial" w:hAnsi="Arial"/>
-          <w:b/>
+        <w:t xml:space="preserve">; </w:t>
+      </w:r>
+      <w:r>
+        <w:rPr>
           <w:w w:val="95"/>
           <w:sz w:val="15"/>
         </w:rPr>
-        <w:t xml:space="preserve">RUC N.º 20495102255; </w:t>
-      </w:r>
-      <w:r>
-        <w:rPr>
+        <w:t xml:space="preserve">con domicilio </w:t>
+      </w:r>
+      <w:r>
+        <w:rPr>
+          <w:rFonts w:ascii="Arial" w:hAnsi="Arial"/>
+          <w:b/>
           <w:w w:val="95"/>
           <w:sz w:val="15"/>
         </w:rPr>
-        <w:t xml:space="preserve">con domicilio </w:t>
-      </w:r>
-      <w:r>
-        <w:rPr>
-          <w:rFonts w:ascii="Arial" w:hAnsi="Arial"/>
-          <w:b/>
-          <w:w w:val="95"/>
-          <w:sz w:val="15"/>
-        </w:rPr>
-        <w:t>Av</w:t>
-      </w:r>
-      <w:r>
-        <w:rPr>
-          <w:rFonts w:ascii="Arial" w:hAnsi="Arial"/>
-          <w:b/>
-          <w:sz w:val="15"/>
-        </w:rPr>
-        <w:t xml:space="preserve"> </w:t>
-      </w:r>
-      <w:r>
-        <w:rPr>
-          <w:rFonts w:ascii="Arial" w:hAnsi="Arial"/>
-          <w:b/>
-          <w:w w:val="85"/>
-          <w:sz w:val="15"/>
-        </w:rPr>
-        <w:t xml:space="preserve">municipalidad 269 3er Piso - ICA, </w:t>
+        <w:t>&lt;&lt;DIRECCION FISCAL&gt;&gt;</w:t>
+      </w:r>
+      <w:r>
+        <w:rPr>
+          <w:rFonts w:ascii="Arial" w:hAnsi="Arial"/>
+          <w:b/>
+          <w:w w:val="85"/>
+          <w:sz w:val="15"/>
+        </w:rPr>
+        <w:t xml:space="preserve">, </w:t>
       </w:r>
       <w:r>
         <w:rPr>
@@ -1266,24 +1243,7 @@
           <w:w w:val="85"/>
           <w:sz w:val="15"/>
         </w:rPr>
-        <w:t>Quise de</w:t>
-      </w:r>
-      <w:r>
-        <w:rPr>
-          <w:rFonts w:ascii="Arial" w:hAnsi="Arial"/>
-          <w:b/>
-          <w:sz w:val="15"/>
-        </w:rPr>
-        <w:t xml:space="preserve"> </w:t>
-      </w:r>
-      <w:r>
-        <w:rPr>
-          <w:rFonts w:ascii="Arial" w:hAnsi="Arial"/>
-          <w:b/>
-          <w:w w:val="85"/>
-          <w:sz w:val="15"/>
-        </w:rPr>
-        <w:t>Vasquez Paula Rosa</w:t>
+        <w:t>&lt;&lt;REPRESENTANTE LEGAL&gt;&gt;</w:t>
       </w:r>
       <w:r>
         <w:rPr>
@@ -1301,7 +1261,25 @@
           <w:w w:val="85"/>
           <w:sz w:val="15"/>
         </w:rPr>
-        <w:t xml:space="preserve">con DNI: 21498415; </w:t>
+        <w:t xml:space="preserve">con DNI: </w:t>
+      </w:r>
+      <w:r>
+        <w:rPr>
+          <w:rFonts w:ascii="Arial" w:hAnsi="Arial"/>
+          <w:b/>
+          <w:w w:val="85"/>
+          <w:sz w:val="15"/>
+        </w:rPr>
+        <w:t>&lt;&lt;DNI DEL REPRESENTANTE LEGAL&gt;&gt;</w:t>
+      </w:r>
+      <w:r>
+        <w:rPr>
+          <w:rFonts w:ascii="Arial" w:hAnsi="Arial"/>
+          <w:b/>
+          <w:w w:val="85"/>
+          <w:sz w:val="15"/>
+        </w:rPr>
+        <w:t xml:space="preserve">; </w:t>
       </w:r>
       <w:r>
         <w:rPr>
@@ -1539,6 +1517,7 @@
         </w:rPr>
         <w:t xml:space="preserve"> </w:t>
       </w:r>
+      <w:proofErr w:type="spellStart"/>
       <w:r>
         <w:rPr>
           <w:w w:val="85"/>
@@ -1546,6 +1525,7 @@
         </w:rPr>
         <w:t>biocontaminados</w:t>
       </w:r>
+      <w:proofErr w:type="spellEnd"/>
       <w:r>
         <w:rPr>
           <w:spacing w:val="-1"/>
@@ -1929,6 +1909,7 @@
         </w:rPr>
         <w:t xml:space="preserve">e </w:t>
       </w:r>
+      <w:proofErr w:type="spellStart"/>
       <w:r>
         <w:rPr>
           <w:rFonts w:ascii="Arial" w:hAnsi="Arial"/>
@@ -1937,7 +1918,18 @@
           <w:w w:val="85"/>
           <w:sz w:val="15"/>
         </w:rPr>
-        <w:t xml:space="preserve">Incineragas E.I.R.L </w:t>
+        <w:t>Incineragas</w:t>
+      </w:r>
+      <w:proofErr w:type="spellEnd"/>
+      <w:r>
+        <w:rPr>
+          <w:rFonts w:ascii="Arial" w:hAnsi="Arial"/>
+          <w:b/>
+          <w:i/>
+          <w:w w:val="85"/>
+          <w:sz w:val="15"/>
+        </w:rPr>
+        <w:t xml:space="preserve"> E.I.R.L </w:t>
       </w:r>
       <w:r>
         <w:rPr>
@@ -2117,7 +2109,15 @@
           <w:b/>
           <w:w w:val="80"/>
         </w:rPr>
-        <w:t xml:space="preserve">JURIDICA </w:t>
+        <w:t>&lt;&lt;TIPO DE CLIENTE&gt;&gt;</w:t>
+      </w:r>
+      <w:r>
+        <w:rPr>
+          <w:rFonts w:ascii="Arial" w:hAnsi="Arial"/>
+          <w:b/>
+          <w:w w:val="80"/>
+        </w:rPr>
+        <w:t xml:space="preserve"> </w:t>
       </w:r>
       <w:r>
         <w:rPr>
@@ -2635,8 +2635,17 @@
           <w:spacing w:val="-2"/>
           <w:w w:val="85"/>
         </w:rPr>
-        <w:t>Residuos sólidos biocontaminados</w:t>
-      </w:r>
+        <w:t xml:space="preserve">Residuos sólidos </w:t>
+      </w:r>
+      <w:proofErr w:type="spellStart"/>
+      <w:r>
+        <w:rPr>
+          <w:spacing w:val="-2"/>
+          <w:w w:val="85"/>
+        </w:rPr>
+        <w:t>biocontaminados</w:t>
+      </w:r>
+      <w:proofErr w:type="spellEnd"/>
       <w:r>
         <w:t xml:space="preserve"> </w:t>
       </w:r>
@@ -2696,56 +2705,15 @@
           <w:b/>
           <w:w w:val="85"/>
         </w:rPr>
-        <w:t>Av municipalidad</w:t>
-      </w:r>
-      <w:r>
-        <w:rPr>
-          <w:rFonts w:ascii="Arial" w:hAnsi="Arial"/>
-          <w:b/>
-          <w:spacing w:val="-2"/>
-          <w:w w:val="85"/>
-        </w:rPr>
-        <w:t xml:space="preserve"> </w:t>
-      </w:r>
-      <w:r>
-        <w:rPr>
-          <w:rFonts w:ascii="Arial" w:hAnsi="Arial"/>
-          <w:b/>
-          <w:w w:val="85"/>
-        </w:rPr>
-        <w:t>269 3er</w:t>
-      </w:r>
-      <w:r>
-        <w:rPr>
-          <w:rFonts w:ascii="Arial" w:hAnsi="Arial"/>
-          <w:b/>
-          <w:spacing w:val="-2"/>
-          <w:w w:val="85"/>
-        </w:rPr>
-        <w:t xml:space="preserve"> </w:t>
-      </w:r>
-      <w:r>
-        <w:rPr>
-          <w:rFonts w:ascii="Arial" w:hAnsi="Arial"/>
-          <w:b/>
-          <w:w w:val="85"/>
-        </w:rPr>
-        <w:t>Piso - ICA. LA</w:t>
-      </w:r>
-      <w:r>
-        <w:rPr>
-          <w:rFonts w:ascii="Arial" w:hAnsi="Arial"/>
-          <w:b/>
-        </w:rPr>
-        <w:t xml:space="preserve"> </w:t>
-      </w:r>
-      <w:r>
-        <w:rPr>
-          <w:rFonts w:ascii="Arial" w:hAnsi="Arial"/>
-          <w:b/>
-          <w:w w:val="85"/>
-        </w:rPr>
-        <w:t xml:space="preserve">EMPRESA </w:t>
+        <w:t>&lt;&lt;DIRECCION DE RECOJO&gt;&gt;</w:t>
+      </w:r>
+      <w:r>
+        <w:rPr>
+          <w:rFonts w:ascii="Arial" w:hAnsi="Arial"/>
+          <w:b/>
+          <w:w w:val="85"/>
+        </w:rPr>
+        <w:t xml:space="preserve"> </w:t>
       </w:r>
       <w:r>
         <w:rPr>
@@ -3271,7 +3239,21 @@
         <w:rPr>
           <w:w w:val="90"/>
         </w:rPr>
-        <w:t>Residuos biocontaminados.</w:t>
+        <w:t xml:space="preserve">Residuos </w:t>
+      </w:r>
+      <w:proofErr w:type="spellStart"/>
+      <w:r>
+        <w:rPr>
+          <w:w w:val="90"/>
+        </w:rPr>
+        <w:t>biocontaminados</w:t>
+      </w:r>
+      <w:proofErr w:type="spellEnd"/>
+      <w:r>
+        <w:rPr>
+          <w:w w:val="90"/>
+        </w:rPr>
+        <w:t>.</w:t>
       </w:r>
     </w:p>
     <w:p>
@@ -3359,7 +3341,16 @@
           <w:w w:val="90"/>
           <w:sz w:val="15"/>
         </w:rPr>
-        <w:t xml:space="preserve">S/90 </w:t>
+        <w:t>&lt;&lt;TARIFA&gt;&gt;</w:t>
+      </w:r>
+      <w:r>
+        <w:rPr>
+          <w:rFonts w:ascii="Arial" w:hAnsi="Arial"/>
+          <w:b/>
+          <w:w w:val="90"/>
+          <w:sz w:val="15"/>
+        </w:rPr>
+        <w:t xml:space="preserve"> </w:t>
       </w:r>
       <w:r>
         <w:rPr>
@@ -4180,7 +4171,7 @@
           <w:b/>
           <w:w w:val="95"/>
         </w:rPr>
-        <w:t>MENSUAL</w:t>
+        <w:t>&lt;&lt;FRECUENCIA&gt;&gt;</w:t>
       </w:r>
       <w:r>
         <w:rPr>
@@ -4607,7 +4598,15 @@
           <w:b/>
           <w:w w:val="90"/>
         </w:rPr>
-        <w:t xml:space="preserve">15(KG) </w:t>
+        <w:t>&lt;&lt;PESO MAXIMO&gt;&gt;</w:t>
+      </w:r>
+      <w:r>
+        <w:rPr>
+          <w:rFonts w:ascii="Arial" w:hAnsi="Arial"/>
+          <w:b/>
+          <w:w w:val="90"/>
+        </w:rPr>
+        <w:t xml:space="preserve">(KG) </w:t>
       </w:r>
       <w:r>
         <w:rPr>
@@ -5414,6 +5413,7 @@
         </w:rPr>
         <w:t xml:space="preserve"> </w:t>
       </w:r>
+      <w:proofErr w:type="spellStart"/>
       <w:r>
         <w:rPr>
           <w:rFonts w:ascii="Arial" w:hAnsi="Arial"/>
@@ -5421,7 +5421,17 @@
           <w:i/>
           <w:w w:val="80"/>
         </w:rPr>
-        <w:t>inc IGV</w:t>
+        <w:t>inc</w:t>
+      </w:r>
+      <w:proofErr w:type="spellEnd"/>
+      <w:r>
+        <w:rPr>
+          <w:rFonts w:ascii="Arial" w:hAnsi="Arial"/>
+          <w:b/>
+          <w:i/>
+          <w:w w:val="80"/>
+        </w:rPr>
+        <w:t xml:space="preserve"> IGV</w:t>
       </w:r>
       <w:r>
         <w:rPr>
@@ -5491,16 +5501,32 @@
         <w:rPr>
           <w:w w:val="90"/>
         </w:rPr>
-        <w:t>está obligado a requerir como mínimo un servicio dentro de la frec</w:t>
-      </w:r>
-      <w:r>
-        <w:t xml:space="preserve"> </w:t>
-      </w:r>
+        <w:t xml:space="preserve">está obligado a requerir como mínimo un servicio dentro de la </w:t>
+      </w:r>
+      <w:proofErr w:type="spellStart"/>
+      <w:r>
+        <w:rPr>
+          <w:w w:val="90"/>
+        </w:rPr>
+        <w:t>frec</w:t>
+      </w:r>
+      <w:proofErr w:type="spellEnd"/>
+      <w:r>
+        <w:t xml:space="preserve"> </w:t>
+      </w:r>
+      <w:proofErr w:type="spellStart"/>
       <w:r>
         <w:rPr>
           <w:w w:val="95"/>
         </w:rPr>
-        <w:t>uencia establecida.</w:t>
+        <w:t>uencia</w:t>
+      </w:r>
+      <w:proofErr w:type="spellEnd"/>
+      <w:r>
+        <w:rPr>
+          <w:w w:val="95"/>
+        </w:rPr>
+        <w:t xml:space="preserve"> establecida.</w:t>
       </w:r>
       <w:r>
         <w:rPr>
@@ -5747,6 +5773,7 @@
         </w:rPr>
         <w:t xml:space="preserve"> </w:t>
       </w:r>
+      <w:proofErr w:type="spellStart"/>
       <w:r>
         <w:rPr>
           <w:w w:val="90"/>
@@ -5764,7 +5791,14 @@
         <w:rPr>
           <w:w w:val="90"/>
         </w:rPr>
-        <w:t>servicio.</w:t>
+        <w:t>servicio</w:t>
+      </w:r>
+      <w:proofErr w:type="spellEnd"/>
+      <w:r>
+        <w:rPr>
+          <w:w w:val="90"/>
+        </w:rPr>
+        <w:t>.</w:t>
       </w:r>
     </w:p>
     <w:p>
@@ -6060,12 +6094,14 @@
         </w:rPr>
         <w:t xml:space="preserve"> </w:t>
       </w:r>
+      <w:proofErr w:type="spellStart"/>
       <w:r>
         <w:rPr>
           <w:w w:val="80"/>
         </w:rPr>
         <w:t>biocontaminados</w:t>
       </w:r>
+      <w:proofErr w:type="spellEnd"/>
       <w:r>
         <w:rPr>
           <w:spacing w:val="-2"/>
@@ -7199,7 +7235,25 @@
           <w:w w:val="80"/>
           <w:sz w:val="15"/>
         </w:rPr>
-        <w:t>Recolectar y almacenar los residuos sólidos biocontaminados en una forma</w:t>
+        <w:t xml:space="preserve">Recolectar y almacenar los residuos sólidos </w:t>
+      </w:r>
+      <w:proofErr w:type="spellStart"/>
+      <w:r>
+        <w:rPr>
+          <w:rFonts w:ascii="Arial MT" w:hAnsi="Arial MT"/>
+          <w:w w:val="80"/>
+          <w:sz w:val="15"/>
+        </w:rPr>
+        <w:t>biocontaminados</w:t>
+      </w:r>
+      <w:proofErr w:type="spellEnd"/>
+      <w:r>
+        <w:rPr>
+          <w:rFonts w:ascii="Arial MT" w:hAnsi="Arial MT"/>
+          <w:w w:val="80"/>
+          <w:sz w:val="15"/>
+        </w:rPr>
+        <w:t xml:space="preserve"> en una forma</w:t>
       </w:r>
       <w:r>
         <w:rPr>
@@ -9244,6 +9298,7 @@
         </w:rPr>
         <w:t xml:space="preserve"> </w:t>
       </w:r>
+      <w:proofErr w:type="spellStart"/>
       <w:r>
         <w:rPr>
           <w:rFonts w:ascii="Arial MT" w:hAnsi="Arial MT"/>
@@ -9253,6 +9308,7 @@
         </w:rPr>
         <w:t>Biocontaminados</w:t>
       </w:r>
+      <w:proofErr w:type="spellEnd"/>
       <w:r>
         <w:rPr>
           <w:rFonts w:ascii="Arial MT" w:hAnsi="Arial MT"/>
@@ -10141,14 +10197,34 @@
         </w:rPr>
         <w:t xml:space="preserve"> </w:t>
       </w:r>
+      <w:proofErr w:type="spellStart"/>
       <w:r>
         <w:rPr>
           <w:rFonts w:ascii="Arial MT" w:hAnsi="Arial MT"/>
           <w:w w:val="80"/>
           <w:sz w:val="15"/>
         </w:rPr>
-        <w:t>Biocontaminados LA NORMA TÉCNICA SANITARIA N°</w:t>
-      </w:r>
+        <w:t>Biocontaminados</w:t>
+      </w:r>
+      <w:proofErr w:type="spellEnd"/>
+      <w:r>
+        <w:rPr>
+          <w:rFonts w:ascii="Arial MT" w:hAnsi="Arial MT"/>
+          <w:w w:val="80"/>
+          <w:sz w:val="15"/>
+        </w:rPr>
+        <w:t xml:space="preserve"> LA NORMA TÉCNICA SANITARIA </w:t>
+      </w:r>
+      <w:proofErr w:type="spellStart"/>
+      <w:r>
+        <w:rPr>
+          <w:rFonts w:ascii="Arial MT" w:hAnsi="Arial MT"/>
+          <w:w w:val="80"/>
+          <w:sz w:val="15"/>
+        </w:rPr>
+        <w:t>N°</w:t>
+      </w:r>
+      <w:proofErr w:type="spellEnd"/>
       <w:r>
         <w:rPr>
           <w:rFonts w:ascii="Arial MT" w:hAnsi="Arial MT"/>
@@ -10259,7 +10335,25 @@
           <w:w w:val="85"/>
           <w:sz w:val="15"/>
         </w:rPr>
-        <w:t>sólidos biocontaminados, siempre</w:t>
+        <w:t xml:space="preserve">sólidos </w:t>
+      </w:r>
+      <w:proofErr w:type="spellStart"/>
+      <w:r>
+        <w:rPr>
+          <w:spacing w:val="-2"/>
+          <w:w w:val="85"/>
+          <w:sz w:val="15"/>
+        </w:rPr>
+        <w:t>biocontaminados</w:t>
+      </w:r>
+      <w:proofErr w:type="spellEnd"/>
+      <w:r>
+        <w:rPr>
+          <w:spacing w:val="-2"/>
+          <w:w w:val="85"/>
+          <w:sz w:val="15"/>
+        </w:rPr>
+        <w:t>, siempre</w:t>
       </w:r>
       <w:r>
         <w:rPr>
@@ -11815,7 +11909,7 @@
         <w:rPr>
           <w:w w:val="95"/>
         </w:rPr>
-        <w:t xml:space="preserve">23 de ENERO </w:t>
+        <w:t>&lt;&lt;FECHA HOY&gt;&gt;</w:t>
       </w:r>
       <w:r>
         <w:rPr>
@@ -11823,7 +11917,7 @@
           <w:b/>
           <w:w w:val="95"/>
         </w:rPr>
-        <w:t>del 2026.</w:t>
+        <w:t>.</w:t>
       </w:r>
     </w:p>
     <w:p>
@@ -13561,7 +13655,55 @@
           <w:rFonts w:ascii="Calibri" w:hAnsi="Calibri"/>
           <w:sz w:val="18"/>
         </w:rPr>
-        <w:t>I-O Group E.I.R.L es una empresa jurídica que presta el servicio de gestión de residuos sólidos biocontaminados que se enfoca en el bienestar de nuestros clientes a través de una adecuada gestión de residuos biocontaminados; con la finalidad de velar por la Salud Humana y el Medio Ambiente. Asimismo, formamos una alianza con las empresas Inversiones ONIX E.I.R.L e INCINERAGAS E.I.R.L, empresas autorizadas debidamente por el MINAM como Operadoras de Residuos Sólidos EO-RS.</w:t>
+        <w:t xml:space="preserve">I-O </w:t>
+      </w:r>
+      <w:proofErr w:type="spellStart"/>
+      <w:r>
+        <w:rPr>
+          <w:rFonts w:ascii="Calibri" w:hAnsi="Calibri"/>
+          <w:sz w:val="18"/>
+        </w:rPr>
+        <w:t>Group</w:t>
+      </w:r>
+      <w:proofErr w:type="spellEnd"/>
+      <w:r>
+        <w:rPr>
+          <w:rFonts w:ascii="Calibri" w:hAnsi="Calibri"/>
+          <w:sz w:val="18"/>
+        </w:rPr>
+        <w:t xml:space="preserve"> E.I.R.L es una empresa jurídica que presta el servicio de gestión de residuos sólidos </w:t>
+      </w:r>
+      <w:proofErr w:type="spellStart"/>
+      <w:r>
+        <w:rPr>
+          <w:rFonts w:ascii="Calibri" w:hAnsi="Calibri"/>
+          <w:sz w:val="18"/>
+        </w:rPr>
+        <w:t>biocontaminados</w:t>
+      </w:r>
+      <w:proofErr w:type="spellEnd"/>
+      <w:r>
+        <w:rPr>
+          <w:rFonts w:ascii="Calibri" w:hAnsi="Calibri"/>
+          <w:sz w:val="18"/>
+        </w:rPr>
+        <w:t xml:space="preserve"> que se enfoca en el bienestar de nuestros clientes a través de una adecuada gestión de residuos </w:t>
+      </w:r>
+      <w:proofErr w:type="spellStart"/>
+      <w:r>
+        <w:rPr>
+          <w:rFonts w:ascii="Calibri" w:hAnsi="Calibri"/>
+          <w:sz w:val="18"/>
+        </w:rPr>
+        <w:t>biocontaminados</w:t>
+      </w:r>
+      <w:proofErr w:type="spellEnd"/>
+      <w:r>
+        <w:rPr>
+          <w:rFonts w:ascii="Calibri" w:hAnsi="Calibri"/>
+          <w:sz w:val="18"/>
+        </w:rPr>
+        <w:t>; con la finalidad de velar por la Salud Humana y el Medio Ambiente. Asimismo, formamos una alianza con las empresas Inversiones ONIX E.I.R.L e INCINERAGAS E.I.R.L, empresas autorizadas debidamente por el MINAM como Operadoras de Residuos Sólidos EO-RS.</w:t>
       </w:r>
     </w:p>
     <w:p>
@@ -13686,6 +13828,7 @@
         </w:rPr>
         <w:t xml:space="preserve"> </w:t>
       </w:r>
+      <w:proofErr w:type="gramStart"/>
       <w:r>
         <w:rPr>
           <w:rFonts w:ascii="Calibri" w:hAnsi="Calibri"/>
@@ -13723,6 +13866,7 @@
         </w:rPr>
         <w:t>a</w:t>
       </w:r>
+      <w:proofErr w:type="gramEnd"/>
       <w:r>
         <w:rPr>
           <w:rFonts w:ascii="Calibri" w:hAnsi="Calibri"/>
@@ -13993,6 +14137,7 @@
         </w:rPr>
         <w:t xml:space="preserve"> </w:t>
       </w:r>
+      <w:proofErr w:type="spellStart"/>
       <w:r>
         <w:rPr>
           <w:rFonts w:ascii="Calibri" w:hAnsi="Calibri"/>
@@ -14000,6 +14145,7 @@
         </w:rPr>
         <w:t>biocontaminados</w:t>
       </w:r>
+      <w:proofErr w:type="spellEnd"/>
       <w:r>
         <w:rPr>
           <w:rFonts w:ascii="Calibri" w:hAnsi="Calibri"/>
@@ -14614,8 +14760,16 @@
         <w:rPr>
           <w:sz w:val="18"/>
         </w:rPr>
-        <w:t>residuos biocontaminados</w:t>
-      </w:r>
+        <w:t xml:space="preserve">residuos </w:t>
+      </w:r>
+      <w:proofErr w:type="spellStart"/>
+      <w:r>
+        <w:rPr>
+          <w:sz w:val="18"/>
+        </w:rPr>
+        <w:t>biocontaminados</w:t>
+      </w:r>
+      <w:proofErr w:type="spellEnd"/>
       <w:r>
         <w:rPr>
           <w:spacing w:val="-2"/>
@@ -14653,7 +14807,21 @@
         <w:rPr>
           <w:sz w:val="18"/>
         </w:rPr>
-        <w:t xml:space="preserve">y amarrados con el fin de evitar accidentes e imprevistos. Los contenedores con residuos Biocontaminados no podrán ser manipulados por </w:t>
+        <w:t xml:space="preserve">y amarrados con el fin de evitar accidentes e imprevistos. Los contenedores con residuos </w:t>
+      </w:r>
+      <w:proofErr w:type="spellStart"/>
+      <w:r>
+        <w:rPr>
+          <w:sz w:val="18"/>
+        </w:rPr>
+        <w:t>Biocontaminados</w:t>
+      </w:r>
+      <w:proofErr w:type="spellEnd"/>
+      <w:r>
+        <w:rPr>
+          <w:sz w:val="18"/>
+        </w:rPr>
+        <w:t xml:space="preserve"> no podrán ser manipulados por </w:t>
       </w:r>
       <w:r>
         <w:rPr>
@@ -16854,7 +17022,23 @@
         <w:rPr>
           <w:sz w:val="18"/>
         </w:rPr>
-        <w:t xml:space="preserve">serán emitidas a nombre de la Razón Social y RUC brindado por EL CLIENTE para la realización de su contrato. b.Previamente coordinado el método de pago, </w:t>
+        <w:t xml:space="preserve">serán emitidas a nombre de la Razón Social y RUC brindado por EL CLIENTE para la realización de su contrato. </w:t>
+      </w:r>
+      <w:proofErr w:type="spellStart"/>
+      <w:proofErr w:type="gramStart"/>
+      <w:r>
+        <w:rPr>
+          <w:sz w:val="18"/>
+        </w:rPr>
+        <w:t>b.Previamente</w:t>
+      </w:r>
+      <w:proofErr w:type="spellEnd"/>
+      <w:proofErr w:type="gramEnd"/>
+      <w:r>
+        <w:rPr>
+          <w:sz w:val="18"/>
+        </w:rPr>
+        <w:t xml:space="preserve"> coordinado el método de pago, </w:t>
       </w:r>
       <w:r>
         <w:rPr>
@@ -17049,7 +17233,7 @@
         <w:rPr>
           <w:sz w:val="18"/>
         </w:rPr>
-        <w:t>942177419; señalando la Razón Social, RUC y en caso de contar con varias sedes, adicionalmente tendrá que mencionar el dis trito y/o dirección para que puedan ser identificadas.</w:t>
+        <w:t>942177419; señalando la Razón Social, RUC y en caso de contar con varias sedes, adicionalmente tendrá que mencionar el distrito y/o dirección para que puedan ser identificadas.</w:t>
       </w:r>
     </w:p>
     <w:p>
@@ -18575,20 +18759,85 @@
           <w:rFonts w:ascii="Times New Roman" w:hAnsi="Times New Roman"/>
           <w:sz w:val="24"/>
         </w:rPr>
-        <w:t>El Sr/Sra. Quise de Vasquez Paula Rosa, identificado/a con DNI: 21498415</w:t>
-      </w:r>
-      <w:r>
-        <w:rPr>
-          <w:sz w:val="20"/>
-        </w:rPr>
-        <w:t xml:space="preserve">; </w:t>
+        <w:t xml:space="preserve">El Sr/Sra. </w:t>
       </w:r>
       <w:r>
         <w:rPr>
           <w:rFonts w:ascii="Times New Roman" w:hAnsi="Times New Roman"/>
           <w:sz w:val="24"/>
         </w:rPr>
-        <w:t xml:space="preserve">representante legal de la empresa, POLICLINICO BIOQUIM E.I.R.L, con RUC N° 20604003335 </w:t>
+        <w:t>&lt;&lt;REPRESENTANTE LEGAL&gt;&gt;</w:t>
+      </w:r>
+      <w:r>
+        <w:rPr>
+          <w:rFonts w:ascii="Times New Roman" w:hAnsi="Times New Roman"/>
+          <w:sz w:val="24"/>
+        </w:rPr>
+        <w:t xml:space="preserve">, identificado/a con DNI: </w:t>
+      </w:r>
+      <w:r>
+        <w:rPr>
+          <w:rFonts w:ascii="Times New Roman" w:hAnsi="Times New Roman"/>
+          <w:sz w:val="24"/>
+        </w:rPr>
+        <w:t>&lt;&lt;DNI REPRESENTANTE LEGAL&gt;&gt;</w:t>
+      </w:r>
+      <w:r>
+        <w:rPr>
+          <w:sz w:val="20"/>
+        </w:rPr>
+        <w:t xml:space="preserve">; </w:t>
+      </w:r>
+      <w:r>
+        <w:rPr>
+          <w:rFonts w:ascii="Times New Roman" w:hAnsi="Times New Roman"/>
+          <w:sz w:val="24"/>
+        </w:rPr>
+        <w:t xml:space="preserve">representante legal de la empresa, </w:t>
+      </w:r>
+      <w:r>
+        <w:rPr>
+          <w:rFonts w:ascii="Times New Roman" w:hAnsi="Times New Roman"/>
+          <w:sz w:val="24"/>
+        </w:rPr>
+        <w:t>&lt;&lt;RAZON SOCIAL&gt;&gt;</w:t>
+      </w:r>
+      <w:r>
+        <w:rPr>
+          <w:rFonts w:ascii="Times New Roman" w:hAnsi="Times New Roman"/>
+          <w:sz w:val="24"/>
+        </w:rPr>
+        <w:t xml:space="preserve">, con RUC </w:t>
+      </w:r>
+      <w:proofErr w:type="spellStart"/>
+      <w:r>
+        <w:rPr>
+          <w:rFonts w:ascii="Times New Roman" w:hAnsi="Times New Roman"/>
+          <w:sz w:val="24"/>
+        </w:rPr>
+        <w:t>N°</w:t>
+      </w:r>
+      <w:proofErr w:type="spellEnd"/>
+      <w:r>
+        <w:rPr>
+          <w:rFonts w:ascii="Times New Roman" w:hAnsi="Times New Roman"/>
+          <w:sz w:val="24"/>
+        </w:rPr>
+        <w:t xml:space="preserve"> </w:t>
+      </w:r>
+      <w:r>
+        <w:rPr>
+          <w:rFonts w:ascii="Times New Roman" w:hAnsi="Times New Roman"/>
+          <w:sz w:val="24"/>
+        </w:rPr>
+        <w:t>&lt;&lt;RUC&gt;&gt;</w:t>
+      </w:r>
+      <w:r>
+        <w:rPr>
+          <w:rFonts w:ascii="Times New Roman" w:hAnsi="Times New Roman"/>
+          <w:sz w:val="24"/>
+        </w:rPr>
+        <w:t xml:space="preserve"> </w:t>
       </w:r>
       <w:r>
         <w:rPr>
@@ -18729,13 +18978,42 @@
           <w:rFonts w:ascii="Times New Roman" w:hAnsi="Times New Roman"/>
           <w:sz w:val="24"/>
         </w:rPr>
-        <w:t xml:space="preserve">POLICLINICO BIOQUIM E.I.R.L con RUC N° </w:t>
+        <w:t>&lt;&lt;RAZON SOCIAL&gt;&gt;</w:t>
+      </w:r>
+      <w:r>
+        <w:rPr>
+          <w:rFonts w:ascii="Times New Roman" w:hAnsi="Times New Roman"/>
+          <w:sz w:val="24"/>
+        </w:rPr>
+        <w:t xml:space="preserve"> con RUC </w:t>
+      </w:r>
+      <w:proofErr w:type="spellStart"/>
+      <w:r>
+        <w:rPr>
+          <w:rFonts w:ascii="Times New Roman" w:hAnsi="Times New Roman"/>
+          <w:sz w:val="24"/>
+        </w:rPr>
+        <w:t>N°</w:t>
+      </w:r>
+      <w:proofErr w:type="spellEnd"/>
+      <w:r>
+        <w:rPr>
+          <w:rFonts w:ascii="Times New Roman" w:hAnsi="Times New Roman"/>
+          <w:sz w:val="24"/>
+        </w:rPr>
+        <w:t xml:space="preserve"> </w:t>
       </w:r>
       <w:r>
         <w:rPr>
           <w:rFonts w:ascii="Calibri" w:hAnsi="Calibri"/>
         </w:rPr>
-        <w:t xml:space="preserve">20604003335 </w:t>
+        <w:t>&lt;&lt;RUC&gt;&gt;</w:t>
+      </w:r>
+      <w:r>
+        <w:rPr>
+          <w:rFonts w:ascii="Calibri" w:hAnsi="Calibri"/>
+        </w:rPr>
+        <w:t xml:space="preserve"> </w:t>
       </w:r>
       <w:r>
         <w:rPr>
@@ -18767,7 +19045,27 @@
           <w:i/>
           <w:sz w:val="24"/>
         </w:rPr>
-        <w:t>Realizar el pago correspondiente de acuerdo a la frecuencia establecida en el contrato de SERVICIO DE</w:t>
+        <w:t xml:space="preserve">Realizar el pago correspondiente </w:t>
+      </w:r>
+      <w:proofErr w:type="gramStart"/>
+      <w:r>
+        <w:rPr>
+          <w:rFonts w:ascii="Times New Roman" w:hAnsi="Times New Roman"/>
+          <w:b/>
+          <w:i/>
+          <w:sz w:val="24"/>
+        </w:rPr>
+        <w:t>de acuerdo a</w:t>
+      </w:r>
+      <w:proofErr w:type="gramEnd"/>
+      <w:r>
+        <w:rPr>
+          <w:rFonts w:ascii="Times New Roman" w:hAnsi="Times New Roman"/>
+          <w:b/>
+          <w:i/>
+          <w:sz w:val="24"/>
+        </w:rPr>
+        <w:t xml:space="preserve"> la frecuencia establecida en el contrato de SERVICIO DE</w:t>
       </w:r>
     </w:p>
     <w:p>
@@ -18798,7 +19096,7 @@
           <w:sz w:val="24"/>
         </w:rPr>
         <w:drawing>
-          <wp:anchor distT="0" distB="0" distL="0" distR="0" simplePos="0" relativeHeight="487484416" behindDoc="1" locked="0" layoutInCell="1" allowOverlap="1" wp14:anchorId="413DC09C" wp14:editId="79130932">
+          <wp:anchor distT="0" distB="0" distL="0" distR="0" simplePos="0" relativeHeight="487484416" behindDoc="1" locked="0" layoutInCell="1" allowOverlap="1" wp14:anchorId="413DC09C" wp14:editId="44E78FD2">
             <wp:simplePos x="0" y="0"/>
             <wp:positionH relativeFrom="page">
               <wp:posOffset>1372235</wp:posOffset>
@@ -18893,7 +19191,39 @@
           <w:rFonts w:ascii="Times New Roman" w:hAnsi="Times New Roman"/>
           <w:sz w:val="24"/>
         </w:rPr>
-        <w:t>I-O Group E.I.R.L, identificada con RUC N° 20604489726.</w:t>
+        <w:t xml:space="preserve">I-O </w:t>
+      </w:r>
+      <w:proofErr w:type="spellStart"/>
+      <w:r>
+        <w:rPr>
+          <w:rFonts w:ascii="Times New Roman" w:hAnsi="Times New Roman"/>
+          <w:sz w:val="24"/>
+        </w:rPr>
+        <w:t>Group</w:t>
+      </w:r>
+      <w:proofErr w:type="spellEnd"/>
+      <w:r>
+        <w:rPr>
+          <w:rFonts w:ascii="Times New Roman" w:hAnsi="Times New Roman"/>
+          <w:sz w:val="24"/>
+        </w:rPr>
+        <w:t xml:space="preserve"> E.I.R.L, identificada con RUC </w:t>
+      </w:r>
+      <w:proofErr w:type="spellStart"/>
+      <w:r>
+        <w:rPr>
+          <w:rFonts w:ascii="Times New Roman" w:hAnsi="Times New Roman"/>
+          <w:sz w:val="24"/>
+        </w:rPr>
+        <w:t>N°</w:t>
+      </w:r>
+      <w:proofErr w:type="spellEnd"/>
+      <w:r>
+        <w:rPr>
+          <w:rFonts w:ascii="Times New Roman" w:hAnsi="Times New Roman"/>
+          <w:sz w:val="24"/>
+        </w:rPr>
+        <w:t xml:space="preserve"> 20604489726.</w:t>
       </w:r>
     </w:p>
     <w:p>
@@ -19160,63 +19490,7 @@
           <w:rFonts w:ascii="Times New Roman"/>
           <w:spacing w:val="-2"/>
         </w:rPr>
-        <w:t>Lima,</w:t>
-      </w:r>
-      <w:r>
-        <w:rPr>
-          <w:rFonts w:ascii="Times New Roman"/>
-          <w:spacing w:val="-5"/>
-        </w:rPr>
-        <w:t xml:space="preserve"> </w:t>
-      </w:r>
-      <w:r>
-        <w:rPr>
-          <w:rFonts w:ascii="Times New Roman"/>
-          <w:spacing w:val="-2"/>
-        </w:rPr>
-        <w:t>23 De</w:t>
-      </w:r>
-      <w:r>
-        <w:rPr>
-          <w:rFonts w:ascii="Times New Roman"/>
-          <w:spacing w:val="-10"/>
-        </w:rPr>
-        <w:t xml:space="preserve"> </w:t>
-      </w:r>
-      <w:r>
-        <w:rPr>
-          <w:rFonts w:ascii="Times New Roman"/>
-          <w:spacing w:val="-2"/>
-        </w:rPr>
-        <w:t>Enero</w:t>
-      </w:r>
-      <w:r>
-        <w:rPr>
-          <w:rFonts w:ascii="Times New Roman"/>
-          <w:spacing w:val="-14"/>
-        </w:rPr>
-        <w:t xml:space="preserve"> </w:t>
-      </w:r>
-      <w:r>
-        <w:rPr>
-          <w:rFonts w:ascii="Times New Roman"/>
-          <w:spacing w:val="-2"/>
-        </w:rPr>
-        <w:t>Del</w:t>
-      </w:r>
-      <w:r>
-        <w:rPr>
-          <w:rFonts w:ascii="Times New Roman"/>
-          <w:spacing w:val="-9"/>
-        </w:rPr>
-        <w:t xml:space="preserve"> </w:t>
-      </w:r>
-      <w:r>
-        <w:rPr>
-          <w:rFonts w:ascii="Times New Roman"/>
-          <w:spacing w:val="-4"/>
-        </w:rPr>
-        <w:t>2026.</w:t>
+        <w:t>&lt;&lt;FECHA COMPLETA HOY&gt;&gt;</w:t>
       </w:r>
     </w:p>
     <w:p>
